--- a/docs/developpement/phases/word/PHASE_46_E_MAILS_PAR_BREVO_RAPPORT_DE_SOIREE_ET_RECTIFICATIONS.docx
+++ b/docs/developpement/phases/word/PHASE_46_E_MAILS_PAR_BREVO_RAPPORT_DE_SOIREE_ET_RECTIFICATIONS.docx
@@ -20,7 +20,7 @@
       <w:r>
         <w:t xml:space="preserve">FlaiX Expert · dossier de développement · généré le 2026-10-19 depuis le dépôt </w:t>
       </w:r>
-      <w:hyperlink w:history="1" r:id="rIdusyr2xxja5gdy4qizdce-">
+      <w:hyperlink w:history="1" r:id="rIdlmuhtqxvx2hrvqrnyj8nm">
         <w:r>
           <w:rPr>
             <w:rStyle w:val="Hyperlink"/>
@@ -615,7 +615,7 @@
           <w:numId w:val="3"/>
         </w:numPr>
       </w:pPr>
-      <w:hyperlink w:history="1" r:id="rIdkb9v5qjeeubn4docyvojz">
+      <w:hyperlink w:history="1" r:id="rIdjhs6mqzfdt_0op5bvbapm">
         <w:r>
           <w:rPr>
             <w:rStyle w:val="Hyperlink"/>
@@ -663,7 +663,7 @@
       <w:r>
         <w:t xml:space="preserve"> — créé — </w:t>
       </w:r>
-      <w:hyperlink w:history="1" r:id="rIdtigtjdr_6kdb-jwhv_aos">
+      <w:hyperlink w:history="1" r:id="rIdpka2by5tjmxzzfwfgvkyv">
         <w:r>
           <w:rPr>
             <w:rStyle w:val="Hyperlink"/>
@@ -700,7 +700,7 @@
       <w:r>
         <w:t xml:space="preserve"> — créé — </w:t>
       </w:r>
-      <w:hyperlink w:history="1" r:id="rIdv_rgfqyygdknx9xdg7e25">
+      <w:hyperlink w:history="1" r:id="rIdygqck1chwivhpcvmihbbg">
         <w:r>
           <w:rPr>
             <w:rStyle w:val="Hyperlink"/>
@@ -729,7 +729,7 @@
       <w:r>
         <w:t xml:space="preserve"> — créé — </w:t>
       </w:r>
-      <w:hyperlink w:history="1" r:id="rIdg5-0ylnyqstjuumglmitk">
+      <w:hyperlink w:history="1" r:id="rIdgwxu3odedctudtr-4avm3">
         <w:r>
           <w:rPr>
             <w:rStyle w:val="Hyperlink"/>
@@ -766,7 +766,7 @@
       <w:r>
         <w:t xml:space="preserve"> — créé — </w:t>
       </w:r>
-      <w:hyperlink w:history="1" r:id="rIdbxnthuyv4lyw0dke5z8wn">
+      <w:hyperlink w:history="1" r:id="rIdhfgcqa7ij8yihlmrpknf8">
         <w:r>
           <w:rPr>
             <w:rStyle w:val="Hyperlink"/>
@@ -795,7 +795,7 @@
       <w:r>
         <w:t xml:space="preserve"> — modifié — </w:t>
       </w:r>
-      <w:hyperlink w:history="1" r:id="rIdkxrilqevcbedsq2yoiird">
+      <w:hyperlink w:history="1" r:id="rIddiizf1qlkrfvsqvinihhi">
         <w:r>
           <w:rPr>
             <w:rStyle w:val="Hyperlink"/>
@@ -824,7 +824,7 @@
       <w:r>
         <w:t xml:space="preserve"> — modifié — </w:t>
       </w:r>
-      <w:hyperlink w:history="1" r:id="rIdtyseze4pfl1lwtviyyao2">
+      <w:hyperlink w:history="1" r:id="rIdvoditey6v-f3ihqpgsrwh">
         <w:r>
           <w:rPr>
             <w:rStyle w:val="Hyperlink"/>
@@ -861,7 +861,7 @@
       <w:r>
         <w:t xml:space="preserve"> — modifié — </w:t>
       </w:r>
-      <w:hyperlink w:history="1" r:id="rIdenfdee3q0szafpn6nyh8g">
+      <w:hyperlink w:history="1" r:id="rIdhwswca0ayowhxgnzaiqh_">
         <w:r>
           <w:rPr>
             <w:rStyle w:val="Hyperlink"/>
@@ -890,7 +890,7 @@
       <w:r>
         <w:t xml:space="preserve"> — modifié — </w:t>
       </w:r>
-      <w:hyperlink w:history="1" r:id="rIduvufzm9eqbqnpp5po2kug">
+      <w:hyperlink w:history="1" r:id="rIdomsl_trpgsgyijtr4zltx">
         <w:r>
           <w:rPr>
             <w:rStyle w:val="Hyperlink"/>
@@ -919,7 +919,7 @@
       <w:r>
         <w:t xml:space="preserve"> — créé — </w:t>
       </w:r>
-      <w:hyperlink w:history="1" r:id="rIdbskmeq-ujk5gp4gjcp7y4">
+      <w:hyperlink w:history="1" r:id="rIdvollu_hvva_j_u3zkrglw">
         <w:r>
           <w:rPr>
             <w:rStyle w:val="Hyperlink"/>
@@ -948,7 +948,7 @@
       <w:r>
         <w:t xml:space="preserve"> — modifié — </w:t>
       </w:r>
-      <w:hyperlink w:history="1" r:id="rIdlogbmqoeq8uus66ddjykj">
+      <w:hyperlink w:history="1" r:id="rIddq65pr4pxxt3oodwafw_c">
         <w:r>
           <w:rPr>
             <w:rStyle w:val="Hyperlink"/>
@@ -977,7 +977,7 @@
       <w:r>
         <w:t xml:space="preserve"> — modifié — </w:t>
       </w:r>
-      <w:hyperlink w:history="1" r:id="rIda0ztyyy0mamx4ehnmt9af">
+      <w:hyperlink w:history="1" r:id="rId4hndwdfkkxe5fvx1s5hc7">
         <w:r>
           <w:rPr>
             <w:rStyle w:val="Hyperlink"/>
@@ -1014,7 +1014,7 @@
       <w:r>
         <w:t xml:space="preserve"> — créé — </w:t>
       </w:r>
-      <w:hyperlink w:history="1" r:id="rIdum2o2tie3yvxxrnrptwvp">
+      <w:hyperlink w:history="1" r:id="rId3z3f5emx0r1khdbeo4y_t">
         <w:r>
           <w:rPr>
             <w:rStyle w:val="Hyperlink"/>
@@ -1043,7 +1043,7 @@
       <w:r>
         <w:t xml:space="preserve"> — créé — </w:t>
       </w:r>
-      <w:hyperlink w:history="1" r:id="rIdk18zo_5gqjwyztpzd6vki">
+      <w:hyperlink w:history="1" r:id="rIdqhw6j9ainld-emsu-onc3">
         <w:r>
           <w:rPr>
             <w:rStyle w:val="Hyperlink"/>
@@ -1072,7 +1072,7 @@
       <w:r>
         <w:t xml:space="preserve"> — modifié — </w:t>
       </w:r>
-      <w:hyperlink w:history="1" r:id="rIdoasimqrpkxoso4m5_zb_m">
+      <w:hyperlink w:history="1" r:id="rIdnmb_p5heobna6pmjlktkn">
         <w:r>
           <w:rPr>
             <w:rStyle w:val="Hyperlink"/>
@@ -1109,7 +1109,7 @@
       <w:r>
         <w:t xml:space="preserve"> — modifié — </w:t>
       </w:r>
-      <w:hyperlink w:history="1" r:id="rId-pld_m5jdl17_72euo_qk">
+      <w:hyperlink w:history="1" r:id="rIdwotmva2tn75rcu5y_s9fn">
         <w:r>
           <w:rPr>
             <w:rStyle w:val="Hyperlink"/>
@@ -1138,7 +1138,7 @@
       <w:r>
         <w:t xml:space="preserve"> — modifié — </w:t>
       </w:r>
-      <w:hyperlink w:history="1" r:id="rIdkmglezfq0u4lzevtwbfay">
+      <w:hyperlink w:history="1" r:id="rIdyjsulst4o16dqein-mmai">
         <w:r>
           <w:rPr>
             <w:rStyle w:val="Hyperlink"/>
@@ -1175,7 +1175,7 @@
       <w:r>
         <w:t xml:space="preserve"> — modifié — </w:t>
       </w:r>
-      <w:hyperlink w:history="1" r:id="rIdy563h2piplzhlycdkxvhf">
+      <w:hyperlink w:history="1" r:id="rIdkeocbjhigoo-_wxvn9chj">
         <w:r>
           <w:rPr>
             <w:rStyle w:val="Hyperlink"/>
@@ -1204,7 +1204,7 @@
       <w:r>
         <w:t xml:space="preserve"> — modifié — </w:t>
       </w:r>
-      <w:hyperlink w:history="1" r:id="rIdgj7ldcikgnvhzrtryxyz0">
+      <w:hyperlink w:history="1" r:id="rIdrebtlybwogocrpu6vm9nb">
         <w:r>
           <w:rPr>
             <w:rStyle w:val="Hyperlink"/>

--- a/docs/developpement/phases/word/PHASE_46_E_MAILS_PAR_BREVO_RAPPORT_DE_SOIREE_ET_RECTIFICATIONS.docx
+++ b/docs/developpement/phases/word/PHASE_46_E_MAILS_PAR_BREVO_RAPPORT_DE_SOIREE_ET_RECTIFICATIONS.docx
@@ -20,7 +20,7 @@
       <w:r>
         <w:t xml:space="preserve">FlaiX Expert · dossier de développement · généré le 2026-10-19 depuis le dépôt </w:t>
       </w:r>
-      <w:hyperlink w:history="1" r:id="rIdlmuhtqxvx2hrvqrnyj8nm">
+      <w:hyperlink w:history="1" r:id="rId51im6io_muro30vhyiwe0">
         <w:r>
           <w:rPr>
             <w:rStyle w:val="Hyperlink"/>
@@ -615,7 +615,7 @@
           <w:numId w:val="3"/>
         </w:numPr>
       </w:pPr>
-      <w:hyperlink w:history="1" r:id="rIdjhs6mqzfdt_0op5bvbapm">
+      <w:hyperlink w:history="1" r:id="rIdqjzga0yw3bg2a6eqpfpsz">
         <w:r>
           <w:rPr>
             <w:rStyle w:val="Hyperlink"/>
@@ -663,7 +663,7 @@
       <w:r>
         <w:t xml:space="preserve"> — créé — </w:t>
       </w:r>
-      <w:hyperlink w:history="1" r:id="rIdpka2by5tjmxzzfwfgvkyv">
+      <w:hyperlink w:history="1" r:id="rIdmxehbd3y52_zi9wm_0ef1">
         <w:r>
           <w:rPr>
             <w:rStyle w:val="Hyperlink"/>
@@ -700,7 +700,7 @@
       <w:r>
         <w:t xml:space="preserve"> — créé — </w:t>
       </w:r>
-      <w:hyperlink w:history="1" r:id="rIdygqck1chwivhpcvmihbbg">
+      <w:hyperlink w:history="1" r:id="rId18tm5ygvhjejidh2vb0i1">
         <w:r>
           <w:rPr>
             <w:rStyle w:val="Hyperlink"/>
@@ -729,7 +729,7 @@
       <w:r>
         <w:t xml:space="preserve"> — créé — </w:t>
       </w:r>
-      <w:hyperlink w:history="1" r:id="rIdgwxu3odedctudtr-4avm3">
+      <w:hyperlink w:history="1" r:id="rIdkeuv6nm7xoaycjds7l8v6">
         <w:r>
           <w:rPr>
             <w:rStyle w:val="Hyperlink"/>
@@ -766,7 +766,7 @@
       <w:r>
         <w:t xml:space="preserve"> — créé — </w:t>
       </w:r>
-      <w:hyperlink w:history="1" r:id="rIdhfgcqa7ij8yihlmrpknf8">
+      <w:hyperlink w:history="1" r:id="rIdp3-7uhst8f_wse_s8yvhn">
         <w:r>
           <w:rPr>
             <w:rStyle w:val="Hyperlink"/>
@@ -795,7 +795,7 @@
       <w:r>
         <w:t xml:space="preserve"> — modifié — </w:t>
       </w:r>
-      <w:hyperlink w:history="1" r:id="rIddiizf1qlkrfvsqvinihhi">
+      <w:hyperlink w:history="1" r:id="rId3lrg9z5n8ctcplkcvvmmw">
         <w:r>
           <w:rPr>
             <w:rStyle w:val="Hyperlink"/>
@@ -824,7 +824,7 @@
       <w:r>
         <w:t xml:space="preserve"> — modifié — </w:t>
       </w:r>
-      <w:hyperlink w:history="1" r:id="rIdvoditey6v-f3ihqpgsrwh">
+      <w:hyperlink w:history="1" r:id="rId1lmewff7mvagdh3hakpwl">
         <w:r>
           <w:rPr>
             <w:rStyle w:val="Hyperlink"/>
@@ -861,7 +861,7 @@
       <w:r>
         <w:t xml:space="preserve"> — modifié — </w:t>
       </w:r>
-      <w:hyperlink w:history="1" r:id="rIdhwswca0ayowhxgnzaiqh_">
+      <w:hyperlink w:history="1" r:id="rIdj3mrnwpteqqbk79leragg">
         <w:r>
           <w:rPr>
             <w:rStyle w:val="Hyperlink"/>
@@ -890,7 +890,7 @@
       <w:r>
         <w:t xml:space="preserve"> — modifié — </w:t>
       </w:r>
-      <w:hyperlink w:history="1" r:id="rIdomsl_trpgsgyijtr4zltx">
+      <w:hyperlink w:history="1" r:id="rIdc-xirafta2a6dl2arisn9">
         <w:r>
           <w:rPr>
             <w:rStyle w:val="Hyperlink"/>
@@ -919,7 +919,7 @@
       <w:r>
         <w:t xml:space="preserve"> — créé — </w:t>
       </w:r>
-      <w:hyperlink w:history="1" r:id="rIdvollu_hvva_j_u3zkrglw">
+      <w:hyperlink w:history="1" r:id="rIdeuixqq1ut1mslds0dfah7">
         <w:r>
           <w:rPr>
             <w:rStyle w:val="Hyperlink"/>
@@ -948,7 +948,7 @@
       <w:r>
         <w:t xml:space="preserve"> — modifié — </w:t>
       </w:r>
-      <w:hyperlink w:history="1" r:id="rIddq65pr4pxxt3oodwafw_c">
+      <w:hyperlink w:history="1" r:id="rIdh_wtzooxroaknj7kf0b0c">
         <w:r>
           <w:rPr>
             <w:rStyle w:val="Hyperlink"/>
@@ -977,7 +977,7 @@
       <w:r>
         <w:t xml:space="preserve"> — modifié — </w:t>
       </w:r>
-      <w:hyperlink w:history="1" r:id="rId4hndwdfkkxe5fvx1s5hc7">
+      <w:hyperlink w:history="1" r:id="rIddyakskszp8w7df6v_bgfm">
         <w:r>
           <w:rPr>
             <w:rStyle w:val="Hyperlink"/>
@@ -1014,7 +1014,7 @@
       <w:r>
         <w:t xml:space="preserve"> — créé — </w:t>
       </w:r>
-      <w:hyperlink w:history="1" r:id="rId3z3f5emx0r1khdbeo4y_t">
+      <w:hyperlink w:history="1" r:id="rId7tmb4onlh1vxemalcfvdi">
         <w:r>
           <w:rPr>
             <w:rStyle w:val="Hyperlink"/>
@@ -1043,7 +1043,7 @@
       <w:r>
         <w:t xml:space="preserve"> — créé — </w:t>
       </w:r>
-      <w:hyperlink w:history="1" r:id="rIdqhw6j9ainld-emsu-onc3">
+      <w:hyperlink w:history="1" r:id="rIdid08wlq_ecqdblcrra28q">
         <w:r>
           <w:rPr>
             <w:rStyle w:val="Hyperlink"/>
@@ -1072,7 +1072,7 @@
       <w:r>
         <w:t xml:space="preserve"> — modifié — </w:t>
       </w:r>
-      <w:hyperlink w:history="1" r:id="rIdnmb_p5heobna6pmjlktkn">
+      <w:hyperlink w:history="1" r:id="rIdv-k6wrxo0qxvtxw0ir_a8">
         <w:r>
           <w:rPr>
             <w:rStyle w:val="Hyperlink"/>
@@ -1109,7 +1109,7 @@
       <w:r>
         <w:t xml:space="preserve"> — modifié — </w:t>
       </w:r>
-      <w:hyperlink w:history="1" r:id="rIdwotmva2tn75rcu5y_s9fn">
+      <w:hyperlink w:history="1" r:id="rIdjz8mvyb48mfbw6yqjwway">
         <w:r>
           <w:rPr>
             <w:rStyle w:val="Hyperlink"/>
@@ -1138,7 +1138,7 @@
       <w:r>
         <w:t xml:space="preserve"> — modifié — </w:t>
       </w:r>
-      <w:hyperlink w:history="1" r:id="rIdyjsulst4o16dqein-mmai">
+      <w:hyperlink w:history="1" r:id="rIdtogsapfuyygsmuuf6vvpo">
         <w:r>
           <w:rPr>
             <w:rStyle w:val="Hyperlink"/>
@@ -1175,7 +1175,7 @@
       <w:r>
         <w:t xml:space="preserve"> — modifié — </w:t>
       </w:r>
-      <w:hyperlink w:history="1" r:id="rIdkeocbjhigoo-_wxvn9chj">
+      <w:hyperlink w:history="1" r:id="rIdctfa7kgcv7llu3qkb3ruc">
         <w:r>
           <w:rPr>
             <w:rStyle w:val="Hyperlink"/>
@@ -1204,7 +1204,7 @@
       <w:r>
         <w:t xml:space="preserve"> — modifié — </w:t>
       </w:r>
-      <w:hyperlink w:history="1" r:id="rIdrebtlybwogocrpu6vm9nb">
+      <w:hyperlink w:history="1" r:id="rIdiv5in2t_j8ex3oh_mk1jm">
         <w:r>
           <w:rPr>
             <w:rStyle w:val="Hyperlink"/>

--- a/docs/developpement/phases/word/PHASE_46_E_MAILS_PAR_BREVO_RAPPORT_DE_SOIREE_ET_RECTIFICATIONS.docx
+++ b/docs/developpement/phases/word/PHASE_46_E_MAILS_PAR_BREVO_RAPPORT_DE_SOIREE_ET_RECTIFICATIONS.docx
@@ -20,7 +20,7 @@
       <w:r>
         <w:t xml:space="preserve">FlaiX Expert · dossier de développement · généré le 2026-10-19 depuis le dépôt </w:t>
       </w:r>
-      <w:hyperlink w:history="1" r:id="rId51im6io_muro30vhyiwe0">
+      <w:hyperlink w:history="1" r:id="rId0gpvs3fgkohapvd5olmzu">
         <w:r>
           <w:rPr>
             <w:rStyle w:val="Hyperlink"/>
@@ -615,7 +615,7 @@
           <w:numId w:val="3"/>
         </w:numPr>
       </w:pPr>
-      <w:hyperlink w:history="1" r:id="rIdqjzga0yw3bg2a6eqpfpsz">
+      <w:hyperlink w:history="1" r:id="rIdyydril5hleqwtsqdb2znx">
         <w:r>
           <w:rPr>
             <w:rStyle w:val="Hyperlink"/>
@@ -663,7 +663,7 @@
       <w:r>
         <w:t xml:space="preserve"> — créé — </w:t>
       </w:r>
-      <w:hyperlink w:history="1" r:id="rIdmxehbd3y52_zi9wm_0ef1">
+      <w:hyperlink w:history="1" r:id="rIdnqoxt3ue5ltrp_fuon1wl">
         <w:r>
           <w:rPr>
             <w:rStyle w:val="Hyperlink"/>
@@ -700,7 +700,7 @@
       <w:r>
         <w:t xml:space="preserve"> — créé — </w:t>
       </w:r>
-      <w:hyperlink w:history="1" r:id="rId18tm5ygvhjejidh2vb0i1">
+      <w:hyperlink w:history="1" r:id="rId_yqbnmgq3ftyrq0xfzkge">
         <w:r>
           <w:rPr>
             <w:rStyle w:val="Hyperlink"/>
@@ -729,7 +729,7 @@
       <w:r>
         <w:t xml:space="preserve"> — créé — </w:t>
       </w:r>
-      <w:hyperlink w:history="1" r:id="rIdkeuv6nm7xoaycjds7l8v6">
+      <w:hyperlink w:history="1" r:id="rIdfevytte6y77ox55r9g4gi">
         <w:r>
           <w:rPr>
             <w:rStyle w:val="Hyperlink"/>
@@ -766,7 +766,7 @@
       <w:r>
         <w:t xml:space="preserve"> — créé — </w:t>
       </w:r>
-      <w:hyperlink w:history="1" r:id="rIdp3-7uhst8f_wse_s8yvhn">
+      <w:hyperlink w:history="1" r:id="rIdfwrxhpjea1xlzvjnotiid">
         <w:r>
           <w:rPr>
             <w:rStyle w:val="Hyperlink"/>
@@ -795,7 +795,7 @@
       <w:r>
         <w:t xml:space="preserve"> — modifié — </w:t>
       </w:r>
-      <w:hyperlink w:history="1" r:id="rId3lrg9z5n8ctcplkcvvmmw">
+      <w:hyperlink w:history="1" r:id="rIdakvwomjvmj4jpa04-jewm">
         <w:r>
           <w:rPr>
             <w:rStyle w:val="Hyperlink"/>
@@ -824,7 +824,7 @@
       <w:r>
         <w:t xml:space="preserve"> — modifié — </w:t>
       </w:r>
-      <w:hyperlink w:history="1" r:id="rId1lmewff7mvagdh3hakpwl">
+      <w:hyperlink w:history="1" r:id="rIdyq3x19ghzoqhc-kxalyfr">
         <w:r>
           <w:rPr>
             <w:rStyle w:val="Hyperlink"/>
@@ -861,7 +861,7 @@
       <w:r>
         <w:t xml:space="preserve"> — modifié — </w:t>
       </w:r>
-      <w:hyperlink w:history="1" r:id="rIdj3mrnwpteqqbk79leragg">
+      <w:hyperlink w:history="1" r:id="rIdnjm2p24ur5o6_il9cpzwz">
         <w:r>
           <w:rPr>
             <w:rStyle w:val="Hyperlink"/>
@@ -890,7 +890,7 @@
       <w:r>
         <w:t xml:space="preserve"> — modifié — </w:t>
       </w:r>
-      <w:hyperlink w:history="1" r:id="rIdc-xirafta2a6dl2arisn9">
+      <w:hyperlink w:history="1" r:id="rIdirn2p0fwmqqazjemubkx2">
         <w:r>
           <w:rPr>
             <w:rStyle w:val="Hyperlink"/>
@@ -919,7 +919,7 @@
       <w:r>
         <w:t xml:space="preserve"> — créé — </w:t>
       </w:r>
-      <w:hyperlink w:history="1" r:id="rIdeuixqq1ut1mslds0dfah7">
+      <w:hyperlink w:history="1" r:id="rIddtu64eq-zovbiciaiybqq">
         <w:r>
           <w:rPr>
             <w:rStyle w:val="Hyperlink"/>
@@ -948,7 +948,7 @@
       <w:r>
         <w:t xml:space="preserve"> — modifié — </w:t>
       </w:r>
-      <w:hyperlink w:history="1" r:id="rIdh_wtzooxroaknj7kf0b0c">
+      <w:hyperlink w:history="1" r:id="rIdzts99yhnye4vqtuuws8m4">
         <w:r>
           <w:rPr>
             <w:rStyle w:val="Hyperlink"/>
@@ -977,7 +977,7 @@
       <w:r>
         <w:t xml:space="preserve"> — modifié — </w:t>
       </w:r>
-      <w:hyperlink w:history="1" r:id="rIddyakskszp8w7df6v_bgfm">
+      <w:hyperlink w:history="1" r:id="rIdetrmhd3xhte96yh68rhwo">
         <w:r>
           <w:rPr>
             <w:rStyle w:val="Hyperlink"/>
@@ -1014,7 +1014,7 @@
       <w:r>
         <w:t xml:space="preserve"> — créé — </w:t>
       </w:r>
-      <w:hyperlink w:history="1" r:id="rId7tmb4onlh1vxemalcfvdi">
+      <w:hyperlink w:history="1" r:id="rIdvzufjouc3nwlkppgfhhjt">
         <w:r>
           <w:rPr>
             <w:rStyle w:val="Hyperlink"/>
@@ -1043,7 +1043,7 @@
       <w:r>
         <w:t xml:space="preserve"> — créé — </w:t>
       </w:r>
-      <w:hyperlink w:history="1" r:id="rIdid08wlq_ecqdblcrra28q">
+      <w:hyperlink w:history="1" r:id="rIdjzyp2ch7vnkepvrp8dcad">
         <w:r>
           <w:rPr>
             <w:rStyle w:val="Hyperlink"/>
@@ -1072,7 +1072,7 @@
       <w:r>
         <w:t xml:space="preserve"> — modifié — </w:t>
       </w:r>
-      <w:hyperlink w:history="1" r:id="rIdv-k6wrxo0qxvtxw0ir_a8">
+      <w:hyperlink w:history="1" r:id="rIdb3pckzxjvwn7t54gde90c">
         <w:r>
           <w:rPr>
             <w:rStyle w:val="Hyperlink"/>
@@ -1109,7 +1109,7 @@
       <w:r>
         <w:t xml:space="preserve"> — modifié — </w:t>
       </w:r>
-      <w:hyperlink w:history="1" r:id="rIdjz8mvyb48mfbw6yqjwway">
+      <w:hyperlink w:history="1" r:id="rIddi2jva4l4dpyvhxkay2sz">
         <w:r>
           <w:rPr>
             <w:rStyle w:val="Hyperlink"/>
@@ -1138,7 +1138,7 @@
       <w:r>
         <w:t xml:space="preserve"> — modifié — </w:t>
       </w:r>
-      <w:hyperlink w:history="1" r:id="rIdtogsapfuyygsmuuf6vvpo">
+      <w:hyperlink w:history="1" r:id="rIdqzvqsnw8j1ukcfmt2y3cc">
         <w:r>
           <w:rPr>
             <w:rStyle w:val="Hyperlink"/>
@@ -1175,7 +1175,7 @@
       <w:r>
         <w:t xml:space="preserve"> — modifié — </w:t>
       </w:r>
-      <w:hyperlink w:history="1" r:id="rIdctfa7kgcv7llu3qkb3ruc">
+      <w:hyperlink w:history="1" r:id="rIdri-hpx1kzbmf2k_eignd-">
         <w:r>
           <w:rPr>
             <w:rStyle w:val="Hyperlink"/>
@@ -1204,7 +1204,7 @@
       <w:r>
         <w:t xml:space="preserve"> — modifié — </w:t>
       </w:r>
-      <w:hyperlink w:history="1" r:id="rIdiv5in2t_j8ex3oh_mk1jm">
+      <w:hyperlink w:history="1" r:id="rId_hdmr7qa7pvx-qqmzsxvw">
         <w:r>
           <w:rPr>
             <w:rStyle w:val="Hyperlink"/>

--- a/docs/developpement/phases/word/PHASE_46_E_MAILS_PAR_BREVO_RAPPORT_DE_SOIREE_ET_RECTIFICATIONS.docx
+++ b/docs/developpement/phases/word/PHASE_46_E_MAILS_PAR_BREVO_RAPPORT_DE_SOIREE_ET_RECTIFICATIONS.docx
@@ -20,7 +20,7 @@
       <w:r>
         <w:t xml:space="preserve">FlaiX Expert · dossier de développement · généré le 2026-10-19 depuis le dépôt </w:t>
       </w:r>
-      <w:hyperlink w:history="1" r:id="rId0gpvs3fgkohapvd5olmzu">
+      <w:hyperlink w:history="1" r:id="rIdtiq5awycqr7jie7nbcbki">
         <w:r>
           <w:rPr>
             <w:rStyle w:val="Hyperlink"/>
@@ -615,7 +615,7 @@
           <w:numId w:val="3"/>
         </w:numPr>
       </w:pPr>
-      <w:hyperlink w:history="1" r:id="rIdyydril5hleqwtsqdb2znx">
+      <w:hyperlink w:history="1" r:id="rIdxfc4gpxeahwmkwz8hdx2q">
         <w:r>
           <w:rPr>
             <w:rStyle w:val="Hyperlink"/>
@@ -663,7 +663,7 @@
       <w:r>
         <w:t xml:space="preserve"> — créé — </w:t>
       </w:r>
-      <w:hyperlink w:history="1" r:id="rIdnqoxt3ue5ltrp_fuon1wl">
+      <w:hyperlink w:history="1" r:id="rIdejcmvehh3gko0nieafslo">
         <w:r>
           <w:rPr>
             <w:rStyle w:val="Hyperlink"/>
@@ -700,7 +700,7 @@
       <w:r>
         <w:t xml:space="preserve"> — créé — </w:t>
       </w:r>
-      <w:hyperlink w:history="1" r:id="rId_yqbnmgq3ftyrq0xfzkge">
+      <w:hyperlink w:history="1" r:id="rIddikwwqa7alnz5y2ssf_qw">
         <w:r>
           <w:rPr>
             <w:rStyle w:val="Hyperlink"/>
@@ -729,7 +729,7 @@
       <w:r>
         <w:t xml:space="preserve"> — créé — </w:t>
       </w:r>
-      <w:hyperlink w:history="1" r:id="rIdfevytte6y77ox55r9g4gi">
+      <w:hyperlink w:history="1" r:id="rIdqyzma2qaouucvjdxwha05">
         <w:r>
           <w:rPr>
             <w:rStyle w:val="Hyperlink"/>
@@ -766,7 +766,7 @@
       <w:r>
         <w:t xml:space="preserve"> — créé — </w:t>
       </w:r>
-      <w:hyperlink w:history="1" r:id="rIdfwrxhpjea1xlzvjnotiid">
+      <w:hyperlink w:history="1" r:id="rIds0wcwla7o6tzlthonpes3">
         <w:r>
           <w:rPr>
             <w:rStyle w:val="Hyperlink"/>
@@ -795,7 +795,7 @@
       <w:r>
         <w:t xml:space="preserve"> — modifié — </w:t>
       </w:r>
-      <w:hyperlink w:history="1" r:id="rIdakvwomjvmj4jpa04-jewm">
+      <w:hyperlink w:history="1" r:id="rId2rxhgu8mdlubz6oyvsgny">
         <w:r>
           <w:rPr>
             <w:rStyle w:val="Hyperlink"/>
@@ -824,7 +824,7 @@
       <w:r>
         <w:t xml:space="preserve"> — modifié — </w:t>
       </w:r>
-      <w:hyperlink w:history="1" r:id="rIdyq3x19ghzoqhc-kxalyfr">
+      <w:hyperlink w:history="1" r:id="rIdwxad7evmzlwrtly4ewzgt">
         <w:r>
           <w:rPr>
             <w:rStyle w:val="Hyperlink"/>
@@ -861,7 +861,7 @@
       <w:r>
         <w:t xml:space="preserve"> — modifié — </w:t>
       </w:r>
-      <w:hyperlink w:history="1" r:id="rIdnjm2p24ur5o6_il9cpzwz">
+      <w:hyperlink w:history="1" r:id="rIdmltz_pbpmzua1ek_ltc5b">
         <w:r>
           <w:rPr>
             <w:rStyle w:val="Hyperlink"/>
@@ -890,7 +890,7 @@
       <w:r>
         <w:t xml:space="preserve"> — modifié — </w:t>
       </w:r>
-      <w:hyperlink w:history="1" r:id="rIdirn2p0fwmqqazjemubkx2">
+      <w:hyperlink w:history="1" r:id="rIdl2emt-t8yptqoxwgv-nry">
         <w:r>
           <w:rPr>
             <w:rStyle w:val="Hyperlink"/>
@@ -919,7 +919,7 @@
       <w:r>
         <w:t xml:space="preserve"> — créé — </w:t>
       </w:r>
-      <w:hyperlink w:history="1" r:id="rIddtu64eq-zovbiciaiybqq">
+      <w:hyperlink w:history="1" r:id="rId1-t6mwmrbt7fcrwx_nma8">
         <w:r>
           <w:rPr>
             <w:rStyle w:val="Hyperlink"/>
@@ -948,7 +948,7 @@
       <w:r>
         <w:t xml:space="preserve"> — modifié — </w:t>
       </w:r>
-      <w:hyperlink w:history="1" r:id="rIdzts99yhnye4vqtuuws8m4">
+      <w:hyperlink w:history="1" r:id="rId2vgx50axcvshskbsyktql">
         <w:r>
           <w:rPr>
             <w:rStyle w:val="Hyperlink"/>
@@ -977,7 +977,7 @@
       <w:r>
         <w:t xml:space="preserve"> — modifié — </w:t>
       </w:r>
-      <w:hyperlink w:history="1" r:id="rIdetrmhd3xhte96yh68rhwo">
+      <w:hyperlink w:history="1" r:id="rIdwvgfyhi2ekah5oczjdhcf">
         <w:r>
           <w:rPr>
             <w:rStyle w:val="Hyperlink"/>
@@ -1014,7 +1014,7 @@
       <w:r>
         <w:t xml:space="preserve"> — créé — </w:t>
       </w:r>
-      <w:hyperlink w:history="1" r:id="rIdvzufjouc3nwlkppgfhhjt">
+      <w:hyperlink w:history="1" r:id="rIdt_cy6vwtywdpdia2ezrfu">
         <w:r>
           <w:rPr>
             <w:rStyle w:val="Hyperlink"/>
@@ -1043,7 +1043,7 @@
       <w:r>
         <w:t xml:space="preserve"> — créé — </w:t>
       </w:r>
-      <w:hyperlink w:history="1" r:id="rIdjzyp2ch7vnkepvrp8dcad">
+      <w:hyperlink w:history="1" r:id="rIdpfj2hxwvuvpay8k73zi0r">
         <w:r>
           <w:rPr>
             <w:rStyle w:val="Hyperlink"/>
@@ -1072,7 +1072,7 @@
       <w:r>
         <w:t xml:space="preserve"> — modifié — </w:t>
       </w:r>
-      <w:hyperlink w:history="1" r:id="rIdb3pckzxjvwn7t54gde90c">
+      <w:hyperlink w:history="1" r:id="rIdatzfyaqppuuhjpb1uqwej">
         <w:r>
           <w:rPr>
             <w:rStyle w:val="Hyperlink"/>
@@ -1109,7 +1109,7 @@
       <w:r>
         <w:t xml:space="preserve"> — modifié — </w:t>
       </w:r>
-      <w:hyperlink w:history="1" r:id="rIddi2jva4l4dpyvhxkay2sz">
+      <w:hyperlink w:history="1" r:id="rIdvst4bpo3wwaetyl8t_dxw">
         <w:r>
           <w:rPr>
             <w:rStyle w:val="Hyperlink"/>
@@ -1138,7 +1138,7 @@
       <w:r>
         <w:t xml:space="preserve"> — modifié — </w:t>
       </w:r>
-      <w:hyperlink w:history="1" r:id="rIdqzvqsnw8j1ukcfmt2y3cc">
+      <w:hyperlink w:history="1" r:id="rIdnz5ufrrb198rcku1lq2io">
         <w:r>
           <w:rPr>
             <w:rStyle w:val="Hyperlink"/>
@@ -1175,7 +1175,7 @@
       <w:r>
         <w:t xml:space="preserve"> — modifié — </w:t>
       </w:r>
-      <w:hyperlink w:history="1" r:id="rIdri-hpx1kzbmf2k_eignd-">
+      <w:hyperlink w:history="1" r:id="rIdkjrxs_yf9xno9i2p3dald">
         <w:r>
           <w:rPr>
             <w:rStyle w:val="Hyperlink"/>
@@ -1204,7 +1204,7 @@
       <w:r>
         <w:t xml:space="preserve"> — modifié — </w:t>
       </w:r>
-      <w:hyperlink w:history="1" r:id="rId_hdmr7qa7pvx-qqmzsxvw">
+      <w:hyperlink w:history="1" r:id="rIdqovbitiolrx1lxori6zac">
         <w:r>
           <w:rPr>
             <w:rStyle w:val="Hyperlink"/>

--- a/docs/developpement/phases/word/PHASE_46_E_MAILS_PAR_BREVO_RAPPORT_DE_SOIREE_ET_RECTIFICATIONS.docx
+++ b/docs/developpement/phases/word/PHASE_46_E_MAILS_PAR_BREVO_RAPPORT_DE_SOIREE_ET_RECTIFICATIONS.docx
@@ -18,9 +18,9 @@
         <w:shd w:fill="F6F3FF" w:color="auto" w:val="clear"/>
       </w:pPr>
       <w:r>
-        <w:t xml:space="preserve">FlaiX Expert · dossier de développement · généré le 2026-10-19 depuis le dépôt </w:t>
-      </w:r>
-      <w:hyperlink w:history="1" r:id="rIdtiq5awycqr7jie7nbcbki">
+        <w:t xml:space="preserve">FlaiX Expert · dossier de développement · généré le 2026-10-21 depuis le dépôt </w:t>
+      </w:r>
+      <w:hyperlink w:history="1" r:id="rIdkzlmgmk6mbqajhur0rojy">
         <w:r>
           <w:rPr>
             <w:rStyle w:val="Hyperlink"/>
@@ -615,7 +615,7 @@
           <w:numId w:val="3"/>
         </w:numPr>
       </w:pPr>
-      <w:hyperlink w:history="1" r:id="rIdxfc4gpxeahwmkwz8hdx2q">
+      <w:hyperlink w:history="1" r:id="rIdnb_wanamrebzgwhyfxnux">
         <w:r>
           <w:rPr>
             <w:rStyle w:val="Hyperlink"/>
@@ -663,7 +663,7 @@
       <w:r>
         <w:t xml:space="preserve"> — créé — </w:t>
       </w:r>
-      <w:hyperlink w:history="1" r:id="rIdejcmvehh3gko0nieafslo">
+      <w:hyperlink w:history="1" r:id="rId93vw3ts4pdn83c9439lza">
         <w:r>
           <w:rPr>
             <w:rStyle w:val="Hyperlink"/>
@@ -700,7 +700,7 @@
       <w:r>
         <w:t xml:space="preserve"> — créé — </w:t>
       </w:r>
-      <w:hyperlink w:history="1" r:id="rIddikwwqa7alnz5y2ssf_qw">
+      <w:hyperlink w:history="1" r:id="rIddbyqopuagsyw02dunpwrs">
         <w:r>
           <w:rPr>
             <w:rStyle w:val="Hyperlink"/>
@@ -729,7 +729,7 @@
       <w:r>
         <w:t xml:space="preserve"> — créé — </w:t>
       </w:r>
-      <w:hyperlink w:history="1" r:id="rIdqyzma2qaouucvjdxwha05">
+      <w:hyperlink w:history="1" r:id="rId6dduzrdvqze8mqox5v0la">
         <w:r>
           <w:rPr>
             <w:rStyle w:val="Hyperlink"/>
@@ -766,7 +766,7 @@
       <w:r>
         <w:t xml:space="preserve"> — créé — </w:t>
       </w:r>
-      <w:hyperlink w:history="1" r:id="rIds0wcwla7o6tzlthonpes3">
+      <w:hyperlink w:history="1" r:id="rIduu1flzeefufqv3jgxxenv">
         <w:r>
           <w:rPr>
             <w:rStyle w:val="Hyperlink"/>
@@ -795,7 +795,7 @@
       <w:r>
         <w:t xml:space="preserve"> — modifié — </w:t>
       </w:r>
-      <w:hyperlink w:history="1" r:id="rId2rxhgu8mdlubz6oyvsgny">
+      <w:hyperlink w:history="1" r:id="rIdcevyfpgcmvwaws7rqg4be">
         <w:r>
           <w:rPr>
             <w:rStyle w:val="Hyperlink"/>
@@ -824,7 +824,7 @@
       <w:r>
         <w:t xml:space="preserve"> — modifié — </w:t>
       </w:r>
-      <w:hyperlink w:history="1" r:id="rIdwxad7evmzlwrtly4ewzgt">
+      <w:hyperlink w:history="1" r:id="rIdj-nhmou1wpeajakzfnbf5">
         <w:r>
           <w:rPr>
             <w:rStyle w:val="Hyperlink"/>
@@ -861,7 +861,7 @@
       <w:r>
         <w:t xml:space="preserve"> — modifié — </w:t>
       </w:r>
-      <w:hyperlink w:history="1" r:id="rIdmltz_pbpmzua1ek_ltc5b">
+      <w:hyperlink w:history="1" r:id="rId40ek8h9c_011ckxekkpkt">
         <w:r>
           <w:rPr>
             <w:rStyle w:val="Hyperlink"/>
@@ -890,7 +890,7 @@
       <w:r>
         <w:t xml:space="preserve"> — modifié — </w:t>
       </w:r>
-      <w:hyperlink w:history="1" r:id="rIdl2emt-t8yptqoxwgv-nry">
+      <w:hyperlink w:history="1" r:id="rIdxuhiczvqoas3odsmwbmcs">
         <w:r>
           <w:rPr>
             <w:rStyle w:val="Hyperlink"/>
@@ -919,7 +919,7 @@
       <w:r>
         <w:t xml:space="preserve"> — créé — </w:t>
       </w:r>
-      <w:hyperlink w:history="1" r:id="rId1-t6mwmrbt7fcrwx_nma8">
+      <w:hyperlink w:history="1" r:id="rId_eqhqhjtcueynikh3i7ih">
         <w:r>
           <w:rPr>
             <w:rStyle w:val="Hyperlink"/>
@@ -948,7 +948,7 @@
       <w:r>
         <w:t xml:space="preserve"> — modifié — </w:t>
       </w:r>
-      <w:hyperlink w:history="1" r:id="rId2vgx50axcvshskbsyktql">
+      <w:hyperlink w:history="1" r:id="rIdnxyngzidn-gat22fhiadj">
         <w:r>
           <w:rPr>
             <w:rStyle w:val="Hyperlink"/>
@@ -977,7 +977,7 @@
       <w:r>
         <w:t xml:space="preserve"> — modifié — </w:t>
       </w:r>
-      <w:hyperlink w:history="1" r:id="rIdwvgfyhi2ekah5oczjdhcf">
+      <w:hyperlink w:history="1" r:id="rIdnaikaswcara7gqalnyn43">
         <w:r>
           <w:rPr>
             <w:rStyle w:val="Hyperlink"/>
@@ -1014,7 +1014,7 @@
       <w:r>
         <w:t xml:space="preserve"> — créé — </w:t>
       </w:r>
-      <w:hyperlink w:history="1" r:id="rIdt_cy6vwtywdpdia2ezrfu">
+      <w:hyperlink w:history="1" r:id="rIdyhu09mwmgnxexh35swtph">
         <w:r>
           <w:rPr>
             <w:rStyle w:val="Hyperlink"/>
@@ -1043,7 +1043,7 @@
       <w:r>
         <w:t xml:space="preserve"> — créé — </w:t>
       </w:r>
-      <w:hyperlink w:history="1" r:id="rIdpfj2hxwvuvpay8k73zi0r">
+      <w:hyperlink w:history="1" r:id="rIdoj5sbrg4c9kovsxu-2gsb">
         <w:r>
           <w:rPr>
             <w:rStyle w:val="Hyperlink"/>
@@ -1072,7 +1072,7 @@
       <w:r>
         <w:t xml:space="preserve"> — modifié — </w:t>
       </w:r>
-      <w:hyperlink w:history="1" r:id="rIdatzfyaqppuuhjpb1uqwej">
+      <w:hyperlink w:history="1" r:id="rId5zk8t2aknx3wfytknkbh0">
         <w:r>
           <w:rPr>
             <w:rStyle w:val="Hyperlink"/>
@@ -1109,7 +1109,7 @@
       <w:r>
         <w:t xml:space="preserve"> — modifié — </w:t>
       </w:r>
-      <w:hyperlink w:history="1" r:id="rIdvst4bpo3wwaetyl8t_dxw">
+      <w:hyperlink w:history="1" r:id="rId5flnbsxeukvajobrhm71c">
         <w:r>
           <w:rPr>
             <w:rStyle w:val="Hyperlink"/>
@@ -1138,7 +1138,7 @@
       <w:r>
         <w:t xml:space="preserve"> — modifié — </w:t>
       </w:r>
-      <w:hyperlink w:history="1" r:id="rIdnz5ufrrb198rcku1lq2io">
+      <w:hyperlink w:history="1" r:id="rIdmjn3w7kn8ztwiu4qsyn-a">
         <w:r>
           <w:rPr>
             <w:rStyle w:val="Hyperlink"/>
@@ -1175,7 +1175,7 @@
       <w:r>
         <w:t xml:space="preserve"> — modifié — </w:t>
       </w:r>
-      <w:hyperlink w:history="1" r:id="rIdkjrxs_yf9xno9i2p3dald">
+      <w:hyperlink w:history="1" r:id="rIdpvjbagh9kmqwedayeh9co">
         <w:r>
           <w:rPr>
             <w:rStyle w:val="Hyperlink"/>
@@ -1204,7 +1204,7 @@
       <w:r>
         <w:t xml:space="preserve"> — modifié — </w:t>
       </w:r>
-      <w:hyperlink w:history="1" r:id="rIdqovbitiolrx1lxori6zac">
+      <w:hyperlink w:history="1" r:id="rIdimpugxejotfce7q-fvaau">
         <w:r>
           <w:rPr>
             <w:rStyle w:val="Hyperlink"/>

--- a/docs/developpement/phases/word/PHASE_46_E_MAILS_PAR_BREVO_RAPPORT_DE_SOIREE_ET_RECTIFICATIONS.docx
+++ b/docs/developpement/phases/word/PHASE_46_E_MAILS_PAR_BREVO_RAPPORT_DE_SOIREE_ET_RECTIFICATIONS.docx
@@ -20,7 +20,7 @@
       <w:r>
         <w:t xml:space="preserve">FlaiX Expert · dossier de développement · généré le 2026-10-21 depuis le dépôt </w:t>
       </w:r>
-      <w:hyperlink w:history="1" r:id="rIdkzlmgmk6mbqajhur0rojy">
+      <w:hyperlink w:history="1" r:id="rIdgx00ushppito_ikzxxlp6">
         <w:r>
           <w:rPr>
             <w:rStyle w:val="Hyperlink"/>
@@ -615,7 +615,7 @@
           <w:numId w:val="3"/>
         </w:numPr>
       </w:pPr>
-      <w:hyperlink w:history="1" r:id="rIdnb_wanamrebzgwhyfxnux">
+      <w:hyperlink w:history="1" r:id="rId4kjfcviolxom1pxc0wsym">
         <w:r>
           <w:rPr>
             <w:rStyle w:val="Hyperlink"/>
@@ -663,7 +663,7 @@
       <w:r>
         <w:t xml:space="preserve"> — créé — </w:t>
       </w:r>
-      <w:hyperlink w:history="1" r:id="rId93vw3ts4pdn83c9439lza">
+      <w:hyperlink w:history="1" r:id="rIdi2onxfyasnbemsjesgilb">
         <w:r>
           <w:rPr>
             <w:rStyle w:val="Hyperlink"/>
@@ -700,7 +700,7 @@
       <w:r>
         <w:t xml:space="preserve"> — créé — </w:t>
       </w:r>
-      <w:hyperlink w:history="1" r:id="rIddbyqopuagsyw02dunpwrs">
+      <w:hyperlink w:history="1" r:id="rId2a9ehuqd36f5lisowmaui">
         <w:r>
           <w:rPr>
             <w:rStyle w:val="Hyperlink"/>
@@ -729,7 +729,7 @@
       <w:r>
         <w:t xml:space="preserve"> — créé — </w:t>
       </w:r>
-      <w:hyperlink w:history="1" r:id="rId6dduzrdvqze8mqox5v0la">
+      <w:hyperlink w:history="1" r:id="rIdrxi0ho_apw5yegbdnetby">
         <w:r>
           <w:rPr>
             <w:rStyle w:val="Hyperlink"/>
@@ -766,7 +766,7 @@
       <w:r>
         <w:t xml:space="preserve"> — créé — </w:t>
       </w:r>
-      <w:hyperlink w:history="1" r:id="rIduu1flzeefufqv3jgxxenv">
+      <w:hyperlink w:history="1" r:id="rIdxcx8fiw6sh3n0v8bfgpbr">
         <w:r>
           <w:rPr>
             <w:rStyle w:val="Hyperlink"/>
@@ -795,7 +795,7 @@
       <w:r>
         <w:t xml:space="preserve"> — modifié — </w:t>
       </w:r>
-      <w:hyperlink w:history="1" r:id="rIdcevyfpgcmvwaws7rqg4be">
+      <w:hyperlink w:history="1" r:id="rIdsrkyrkzemqx0dwzeeq2c2">
         <w:r>
           <w:rPr>
             <w:rStyle w:val="Hyperlink"/>
@@ -824,7 +824,7 @@
       <w:r>
         <w:t xml:space="preserve"> — modifié — </w:t>
       </w:r>
-      <w:hyperlink w:history="1" r:id="rIdj-nhmou1wpeajakzfnbf5">
+      <w:hyperlink w:history="1" r:id="rIdyac4u7dnpbhinu6ozkzdu">
         <w:r>
           <w:rPr>
             <w:rStyle w:val="Hyperlink"/>
@@ -861,7 +861,7 @@
       <w:r>
         <w:t xml:space="preserve"> — modifié — </w:t>
       </w:r>
-      <w:hyperlink w:history="1" r:id="rId40ek8h9c_011ckxekkpkt">
+      <w:hyperlink w:history="1" r:id="rIdgqfyi8gqq3orkrozqhp3y">
         <w:r>
           <w:rPr>
             <w:rStyle w:val="Hyperlink"/>
@@ -890,7 +890,7 @@
       <w:r>
         <w:t xml:space="preserve"> — modifié — </w:t>
       </w:r>
-      <w:hyperlink w:history="1" r:id="rIdxuhiczvqoas3odsmwbmcs">
+      <w:hyperlink w:history="1" r:id="rIdn974ks35n8bx11pcaadgv">
         <w:r>
           <w:rPr>
             <w:rStyle w:val="Hyperlink"/>
@@ -919,7 +919,7 @@
       <w:r>
         <w:t xml:space="preserve"> — créé — </w:t>
       </w:r>
-      <w:hyperlink w:history="1" r:id="rId_eqhqhjtcueynikh3i7ih">
+      <w:hyperlink w:history="1" r:id="rId0k1pk6zu9qdpp-3k_qcu3">
         <w:r>
           <w:rPr>
             <w:rStyle w:val="Hyperlink"/>
@@ -948,7 +948,7 @@
       <w:r>
         <w:t xml:space="preserve"> — modifié — </w:t>
       </w:r>
-      <w:hyperlink w:history="1" r:id="rIdnxyngzidn-gat22fhiadj">
+      <w:hyperlink w:history="1" r:id="rId4pgiqmkhyuneipli3dxfx">
         <w:r>
           <w:rPr>
             <w:rStyle w:val="Hyperlink"/>
@@ -977,7 +977,7 @@
       <w:r>
         <w:t xml:space="preserve"> — modifié — </w:t>
       </w:r>
-      <w:hyperlink w:history="1" r:id="rIdnaikaswcara7gqalnyn43">
+      <w:hyperlink w:history="1" r:id="rIdx0_lpakgbumkj5ufdzvlx">
         <w:r>
           <w:rPr>
             <w:rStyle w:val="Hyperlink"/>
@@ -1014,7 +1014,7 @@
       <w:r>
         <w:t xml:space="preserve"> — créé — </w:t>
       </w:r>
-      <w:hyperlink w:history="1" r:id="rIdyhu09mwmgnxexh35swtph">
+      <w:hyperlink w:history="1" r:id="rIditb5qajs9ifrib99r8lex">
         <w:r>
           <w:rPr>
             <w:rStyle w:val="Hyperlink"/>
@@ -1043,7 +1043,7 @@
       <w:r>
         <w:t xml:space="preserve"> — créé — </w:t>
       </w:r>
-      <w:hyperlink w:history="1" r:id="rIdoj5sbrg4c9kovsxu-2gsb">
+      <w:hyperlink w:history="1" r:id="rId7c3taujkcytz5zvg3scig">
         <w:r>
           <w:rPr>
             <w:rStyle w:val="Hyperlink"/>
@@ -1072,7 +1072,7 @@
       <w:r>
         <w:t xml:space="preserve"> — modifié — </w:t>
       </w:r>
-      <w:hyperlink w:history="1" r:id="rId5zk8t2aknx3wfytknkbh0">
+      <w:hyperlink w:history="1" r:id="rIddboo52vzhmtmtspbkaeqr">
         <w:r>
           <w:rPr>
             <w:rStyle w:val="Hyperlink"/>
@@ -1109,7 +1109,7 @@
       <w:r>
         <w:t xml:space="preserve"> — modifié — </w:t>
       </w:r>
-      <w:hyperlink w:history="1" r:id="rId5flnbsxeukvajobrhm71c">
+      <w:hyperlink w:history="1" r:id="rId0th8djaeeftesabnshc0o">
         <w:r>
           <w:rPr>
             <w:rStyle w:val="Hyperlink"/>
@@ -1138,7 +1138,7 @@
       <w:r>
         <w:t xml:space="preserve"> — modifié — </w:t>
       </w:r>
-      <w:hyperlink w:history="1" r:id="rIdmjn3w7kn8ztwiu4qsyn-a">
+      <w:hyperlink w:history="1" r:id="rIdcqezxjlmbolfa75zfapyw">
         <w:r>
           <w:rPr>
             <w:rStyle w:val="Hyperlink"/>
@@ -1175,7 +1175,7 @@
       <w:r>
         <w:t xml:space="preserve"> — modifié — </w:t>
       </w:r>
-      <w:hyperlink w:history="1" r:id="rIdpvjbagh9kmqwedayeh9co">
+      <w:hyperlink w:history="1" r:id="rIdnll6udid9qabm2h0r3ps-">
         <w:r>
           <w:rPr>
             <w:rStyle w:val="Hyperlink"/>
@@ -1204,7 +1204,7 @@
       <w:r>
         <w:t xml:space="preserve"> — modifié — </w:t>
       </w:r>
-      <w:hyperlink w:history="1" r:id="rIdimpugxejotfce7q-fvaau">
+      <w:hyperlink w:history="1" r:id="rIdewqmcud8l0fbsrtv-jktg">
         <w:r>
           <w:rPr>
             <w:rStyle w:val="Hyperlink"/>

--- a/docs/developpement/phases/word/PHASE_46_E_MAILS_PAR_BREVO_RAPPORT_DE_SOIREE_ET_RECTIFICATIONS.docx
+++ b/docs/developpement/phases/word/PHASE_46_E_MAILS_PAR_BREVO_RAPPORT_DE_SOIREE_ET_RECTIFICATIONS.docx
@@ -18,9 +18,9 @@
         <w:shd w:fill="F6F3FF" w:color="auto" w:val="clear"/>
       </w:pPr>
       <w:r>
-        <w:t xml:space="preserve">FlaiX Expert · dossier de développement · généré le 2026-10-21 depuis le dépôt </w:t>
-      </w:r>
-      <w:hyperlink w:history="1" r:id="rIdgx00ushppito_ikzxxlp6">
+        <w:t xml:space="preserve">FlaiX Expert · dossier de développement · généré le 2026-10-23 depuis le dépôt </w:t>
+      </w:r>
+      <w:hyperlink w:history="1" r:id="rIdsgdbzgkviwz_1s3-msq-o">
         <w:r>
           <w:rPr>
             <w:rStyle w:val="Hyperlink"/>
@@ -615,7 +615,7 @@
           <w:numId w:val="3"/>
         </w:numPr>
       </w:pPr>
-      <w:hyperlink w:history="1" r:id="rId4kjfcviolxom1pxc0wsym">
+      <w:hyperlink w:history="1" r:id="rIdftgpxriavwa5mmhrw8kzz">
         <w:r>
           <w:rPr>
             <w:rStyle w:val="Hyperlink"/>
@@ -663,7 +663,7 @@
       <w:r>
         <w:t xml:space="preserve"> — créé — </w:t>
       </w:r>
-      <w:hyperlink w:history="1" r:id="rIdi2onxfyasnbemsjesgilb">
+      <w:hyperlink w:history="1" r:id="rIdubfy_difo75iwr4zpozho">
         <w:r>
           <w:rPr>
             <w:rStyle w:val="Hyperlink"/>
@@ -700,7 +700,7 @@
       <w:r>
         <w:t xml:space="preserve"> — créé — </w:t>
       </w:r>
-      <w:hyperlink w:history="1" r:id="rId2a9ehuqd36f5lisowmaui">
+      <w:hyperlink w:history="1" r:id="rId3ehgfu2yaputzah7v_t-e">
         <w:r>
           <w:rPr>
             <w:rStyle w:val="Hyperlink"/>
@@ -729,7 +729,7 @@
       <w:r>
         <w:t xml:space="preserve"> — créé — </w:t>
       </w:r>
-      <w:hyperlink w:history="1" r:id="rIdrxi0ho_apw5yegbdnetby">
+      <w:hyperlink w:history="1" r:id="rIdro7u50ujpdejnjybsfk-t">
         <w:r>
           <w:rPr>
             <w:rStyle w:val="Hyperlink"/>
@@ -766,7 +766,7 @@
       <w:r>
         <w:t xml:space="preserve"> — créé — </w:t>
       </w:r>
-      <w:hyperlink w:history="1" r:id="rIdxcx8fiw6sh3n0v8bfgpbr">
+      <w:hyperlink w:history="1" r:id="rId8kgwjacqeyffpljtbzcxf">
         <w:r>
           <w:rPr>
             <w:rStyle w:val="Hyperlink"/>
@@ -795,7 +795,7 @@
       <w:r>
         <w:t xml:space="preserve"> — modifié — </w:t>
       </w:r>
-      <w:hyperlink w:history="1" r:id="rIdsrkyrkzemqx0dwzeeq2c2">
+      <w:hyperlink w:history="1" r:id="rIdxffdjtqidkbb3yualo6rt">
         <w:r>
           <w:rPr>
             <w:rStyle w:val="Hyperlink"/>
@@ -824,7 +824,7 @@
       <w:r>
         <w:t xml:space="preserve"> — modifié — </w:t>
       </w:r>
-      <w:hyperlink w:history="1" r:id="rIdyac4u7dnpbhinu6ozkzdu">
+      <w:hyperlink w:history="1" r:id="rIdmmogc6fagajg1r8r9icdy">
         <w:r>
           <w:rPr>
             <w:rStyle w:val="Hyperlink"/>
@@ -861,7 +861,7 @@
       <w:r>
         <w:t xml:space="preserve"> — modifié — </w:t>
       </w:r>
-      <w:hyperlink w:history="1" r:id="rIdgqfyi8gqq3orkrozqhp3y">
+      <w:hyperlink w:history="1" r:id="rIdigc2ktitf_kymgtu4vmdy">
         <w:r>
           <w:rPr>
             <w:rStyle w:val="Hyperlink"/>
@@ -890,7 +890,7 @@
       <w:r>
         <w:t xml:space="preserve"> — modifié — </w:t>
       </w:r>
-      <w:hyperlink w:history="1" r:id="rIdn974ks35n8bx11pcaadgv">
+      <w:hyperlink w:history="1" r:id="rIdmuu1ywjgujwgpn7g21uuo">
         <w:r>
           <w:rPr>
             <w:rStyle w:val="Hyperlink"/>
@@ -919,7 +919,7 @@
       <w:r>
         <w:t xml:space="preserve"> — créé — </w:t>
       </w:r>
-      <w:hyperlink w:history="1" r:id="rId0k1pk6zu9qdpp-3k_qcu3">
+      <w:hyperlink w:history="1" r:id="rIdy2kmw3r34cpfwpq_gp3hm">
         <w:r>
           <w:rPr>
             <w:rStyle w:val="Hyperlink"/>
@@ -948,7 +948,7 @@
       <w:r>
         <w:t xml:space="preserve"> — modifié — </w:t>
       </w:r>
-      <w:hyperlink w:history="1" r:id="rId4pgiqmkhyuneipli3dxfx">
+      <w:hyperlink w:history="1" r:id="rIdiwsoi1htanm97eepeitij">
         <w:r>
           <w:rPr>
             <w:rStyle w:val="Hyperlink"/>
@@ -977,7 +977,7 @@
       <w:r>
         <w:t xml:space="preserve"> — modifié — </w:t>
       </w:r>
-      <w:hyperlink w:history="1" r:id="rIdx0_lpakgbumkj5ufdzvlx">
+      <w:hyperlink w:history="1" r:id="rId-8xgodiilmmigzmrik7ry">
         <w:r>
           <w:rPr>
             <w:rStyle w:val="Hyperlink"/>
@@ -1014,7 +1014,7 @@
       <w:r>
         <w:t xml:space="preserve"> — créé — </w:t>
       </w:r>
-      <w:hyperlink w:history="1" r:id="rIditb5qajs9ifrib99r8lex">
+      <w:hyperlink w:history="1" r:id="rIdxis0gi539tpzlxd9rnguw">
         <w:r>
           <w:rPr>
             <w:rStyle w:val="Hyperlink"/>
@@ -1043,7 +1043,7 @@
       <w:r>
         <w:t xml:space="preserve"> — créé — </w:t>
       </w:r>
-      <w:hyperlink w:history="1" r:id="rId7c3taujkcytz5zvg3scig">
+      <w:hyperlink w:history="1" r:id="rIdhwcp7k1ccou9r8ocjv7t8">
         <w:r>
           <w:rPr>
             <w:rStyle w:val="Hyperlink"/>
@@ -1072,7 +1072,7 @@
       <w:r>
         <w:t xml:space="preserve"> — modifié — </w:t>
       </w:r>
-      <w:hyperlink w:history="1" r:id="rIddboo52vzhmtmtspbkaeqr">
+      <w:hyperlink w:history="1" r:id="rIdqdf0floxpxmrsb66iwpjt">
         <w:r>
           <w:rPr>
             <w:rStyle w:val="Hyperlink"/>
@@ -1109,7 +1109,7 @@
       <w:r>
         <w:t xml:space="preserve"> — modifié — </w:t>
       </w:r>
-      <w:hyperlink w:history="1" r:id="rId0th8djaeeftesabnshc0o">
+      <w:hyperlink w:history="1" r:id="rIdhntjpfvb3szsltd7k-guv">
         <w:r>
           <w:rPr>
             <w:rStyle w:val="Hyperlink"/>
@@ -1138,7 +1138,7 @@
       <w:r>
         <w:t xml:space="preserve"> — modifié — </w:t>
       </w:r>
-      <w:hyperlink w:history="1" r:id="rIdcqezxjlmbolfa75zfapyw">
+      <w:hyperlink w:history="1" r:id="rIda_bofw67dq3ol0n3pziwa">
         <w:r>
           <w:rPr>
             <w:rStyle w:val="Hyperlink"/>
@@ -1175,7 +1175,7 @@
       <w:r>
         <w:t xml:space="preserve"> — modifié — </w:t>
       </w:r>
-      <w:hyperlink w:history="1" r:id="rIdnll6udid9qabm2h0r3ps-">
+      <w:hyperlink w:history="1" r:id="rIdlahxdxwukjfzd8alvefca">
         <w:r>
           <w:rPr>
             <w:rStyle w:val="Hyperlink"/>
@@ -1204,7 +1204,7 @@
       <w:r>
         <w:t xml:space="preserve"> — modifié — </w:t>
       </w:r>
-      <w:hyperlink w:history="1" r:id="rIdewqmcud8l0fbsrtv-jktg">
+      <w:hyperlink w:history="1" r:id="rIdwnc45umeucomnvxsly0or">
         <w:r>
           <w:rPr>
             <w:rStyle w:val="Hyperlink"/>

--- a/docs/developpement/phases/word/PHASE_46_E_MAILS_PAR_BREVO_RAPPORT_DE_SOIREE_ET_RECTIFICATIONS.docx
+++ b/docs/developpement/phases/word/PHASE_46_E_MAILS_PAR_BREVO_RAPPORT_DE_SOIREE_ET_RECTIFICATIONS.docx
@@ -18,9 +18,9 @@
         <w:shd w:fill="F6F3FF" w:color="auto" w:val="clear"/>
       </w:pPr>
       <w:r>
-        <w:t xml:space="preserve">FlaiX Expert · dossier de développement · généré le 2026-10-23 depuis le dépôt </w:t>
-      </w:r>
-      <w:hyperlink w:history="1" r:id="rIdsgdbzgkviwz_1s3-msq-o">
+        <w:t xml:space="preserve">FlaiX Expert · dossier de développement · généré le 2026-10-24 depuis le dépôt </w:t>
+      </w:r>
+      <w:hyperlink w:history="1" r:id="rId-bqrbrhbdbjayvorvqetu">
         <w:r>
           <w:rPr>
             <w:rStyle w:val="Hyperlink"/>
@@ -615,7 +615,7 @@
           <w:numId w:val="3"/>
         </w:numPr>
       </w:pPr>
-      <w:hyperlink w:history="1" r:id="rIdftgpxriavwa5mmhrw8kzz">
+      <w:hyperlink w:history="1" r:id="rIdqp1k0vshmqhyg24wmavv0">
         <w:r>
           <w:rPr>
             <w:rStyle w:val="Hyperlink"/>
@@ -663,7 +663,7 @@
       <w:r>
         <w:t xml:space="preserve"> — créé — </w:t>
       </w:r>
-      <w:hyperlink w:history="1" r:id="rIdubfy_difo75iwr4zpozho">
+      <w:hyperlink w:history="1" r:id="rIdz1agjd0krkhalmfbcpt7p">
         <w:r>
           <w:rPr>
             <w:rStyle w:val="Hyperlink"/>
@@ -700,7 +700,7 @@
       <w:r>
         <w:t xml:space="preserve"> — créé — </w:t>
       </w:r>
-      <w:hyperlink w:history="1" r:id="rId3ehgfu2yaputzah7v_t-e">
+      <w:hyperlink w:history="1" r:id="rIdz-5mlwlx2fal8p-lc8j6t">
         <w:r>
           <w:rPr>
             <w:rStyle w:val="Hyperlink"/>
@@ -729,7 +729,7 @@
       <w:r>
         <w:t xml:space="preserve"> — créé — </w:t>
       </w:r>
-      <w:hyperlink w:history="1" r:id="rIdro7u50ujpdejnjybsfk-t">
+      <w:hyperlink w:history="1" r:id="rIdq-6sefhnxawclhqxxk2sy">
         <w:r>
           <w:rPr>
             <w:rStyle w:val="Hyperlink"/>
@@ -766,7 +766,7 @@
       <w:r>
         <w:t xml:space="preserve"> — créé — </w:t>
       </w:r>
-      <w:hyperlink w:history="1" r:id="rId8kgwjacqeyffpljtbzcxf">
+      <w:hyperlink w:history="1" r:id="rIdrsbnzid2wpoopc2zj_had">
         <w:r>
           <w:rPr>
             <w:rStyle w:val="Hyperlink"/>
@@ -795,7 +795,7 @@
       <w:r>
         <w:t xml:space="preserve"> — modifié — </w:t>
       </w:r>
-      <w:hyperlink w:history="1" r:id="rIdxffdjtqidkbb3yualo6rt">
+      <w:hyperlink w:history="1" r:id="rIdlsjle0zve_o30xvgkyu95">
         <w:r>
           <w:rPr>
             <w:rStyle w:val="Hyperlink"/>
@@ -824,7 +824,7 @@
       <w:r>
         <w:t xml:space="preserve"> — modifié — </w:t>
       </w:r>
-      <w:hyperlink w:history="1" r:id="rIdmmogc6fagajg1r8r9icdy">
+      <w:hyperlink w:history="1" r:id="rIdgtfhfcb70yjyqlry0epx9">
         <w:r>
           <w:rPr>
             <w:rStyle w:val="Hyperlink"/>
@@ -861,7 +861,7 @@
       <w:r>
         <w:t xml:space="preserve"> — modifié — </w:t>
       </w:r>
-      <w:hyperlink w:history="1" r:id="rIdigc2ktitf_kymgtu4vmdy">
+      <w:hyperlink w:history="1" r:id="rId1u-sfu0bfhcv8y0tyxfkp">
         <w:r>
           <w:rPr>
             <w:rStyle w:val="Hyperlink"/>
@@ -890,7 +890,7 @@
       <w:r>
         <w:t xml:space="preserve"> — modifié — </w:t>
       </w:r>
-      <w:hyperlink w:history="1" r:id="rIdmuu1ywjgujwgpn7g21uuo">
+      <w:hyperlink w:history="1" r:id="rIdbd--dl4i7a-68dxk7lbrf">
         <w:r>
           <w:rPr>
             <w:rStyle w:val="Hyperlink"/>
@@ -919,7 +919,7 @@
       <w:r>
         <w:t xml:space="preserve"> — créé — </w:t>
       </w:r>
-      <w:hyperlink w:history="1" r:id="rIdy2kmw3r34cpfwpq_gp3hm">
+      <w:hyperlink w:history="1" r:id="rIdn1ihr7gueeoyu_dkw1wgk">
         <w:r>
           <w:rPr>
             <w:rStyle w:val="Hyperlink"/>
@@ -948,7 +948,7 @@
       <w:r>
         <w:t xml:space="preserve"> — modifié — </w:t>
       </w:r>
-      <w:hyperlink w:history="1" r:id="rIdiwsoi1htanm97eepeitij">
+      <w:hyperlink w:history="1" r:id="rIduc22qby2yrtprmsjjhgm1">
         <w:r>
           <w:rPr>
             <w:rStyle w:val="Hyperlink"/>
@@ -977,7 +977,7 @@
       <w:r>
         <w:t xml:space="preserve"> — modifié — </w:t>
       </w:r>
-      <w:hyperlink w:history="1" r:id="rId-8xgodiilmmigzmrik7ry">
+      <w:hyperlink w:history="1" r:id="rIddbywl6vulcenkhyqdvidi">
         <w:r>
           <w:rPr>
             <w:rStyle w:val="Hyperlink"/>
@@ -1014,7 +1014,7 @@
       <w:r>
         <w:t xml:space="preserve"> — créé — </w:t>
       </w:r>
-      <w:hyperlink w:history="1" r:id="rIdxis0gi539tpzlxd9rnguw">
+      <w:hyperlink w:history="1" r:id="rIdgciixjiwad3a5eshdsinq">
         <w:r>
           <w:rPr>
             <w:rStyle w:val="Hyperlink"/>
@@ -1043,7 +1043,7 @@
       <w:r>
         <w:t xml:space="preserve"> — créé — </w:t>
       </w:r>
-      <w:hyperlink w:history="1" r:id="rIdhwcp7k1ccou9r8ocjv7t8">
+      <w:hyperlink w:history="1" r:id="rIdftsatyubqmpi1ojkziiiw">
         <w:r>
           <w:rPr>
             <w:rStyle w:val="Hyperlink"/>
@@ -1072,7 +1072,7 @@
       <w:r>
         <w:t xml:space="preserve"> — modifié — </w:t>
       </w:r>
-      <w:hyperlink w:history="1" r:id="rIdqdf0floxpxmrsb66iwpjt">
+      <w:hyperlink w:history="1" r:id="rIdwv7brtfvaeyy7ywknuwrr">
         <w:r>
           <w:rPr>
             <w:rStyle w:val="Hyperlink"/>
@@ -1109,7 +1109,7 @@
       <w:r>
         <w:t xml:space="preserve"> — modifié — </w:t>
       </w:r>
-      <w:hyperlink w:history="1" r:id="rIdhntjpfvb3szsltd7k-guv">
+      <w:hyperlink w:history="1" r:id="rIdfelvadzhk633_ceop6joi">
         <w:r>
           <w:rPr>
             <w:rStyle w:val="Hyperlink"/>
@@ -1138,7 +1138,7 @@
       <w:r>
         <w:t xml:space="preserve"> — modifié — </w:t>
       </w:r>
-      <w:hyperlink w:history="1" r:id="rIda_bofw67dq3ol0n3pziwa">
+      <w:hyperlink w:history="1" r:id="rIdowyxcjqfhjopvh2qq3j7f">
         <w:r>
           <w:rPr>
             <w:rStyle w:val="Hyperlink"/>
@@ -1175,7 +1175,7 @@
       <w:r>
         <w:t xml:space="preserve"> — modifié — </w:t>
       </w:r>
-      <w:hyperlink w:history="1" r:id="rIdlahxdxwukjfzd8alvefca">
+      <w:hyperlink w:history="1" r:id="rId-umrvxsjgbfsd66bxaw42">
         <w:r>
           <w:rPr>
             <w:rStyle w:val="Hyperlink"/>
@@ -1204,7 +1204,7 @@
       <w:r>
         <w:t xml:space="preserve"> — modifié — </w:t>
       </w:r>
-      <w:hyperlink w:history="1" r:id="rIdwnc45umeucomnvxsly0or">
+      <w:hyperlink w:history="1" r:id="rIdoxgls-ka2ausqgazlquad">
         <w:r>
           <w:rPr>
             <w:rStyle w:val="Hyperlink"/>

--- a/docs/developpement/phases/word/PHASE_46_E_MAILS_PAR_BREVO_RAPPORT_DE_SOIREE_ET_RECTIFICATIONS.docx
+++ b/docs/developpement/phases/word/PHASE_46_E_MAILS_PAR_BREVO_RAPPORT_DE_SOIREE_ET_RECTIFICATIONS.docx
@@ -18,9 +18,9 @@
         <w:shd w:fill="F6F3FF" w:color="auto" w:val="clear"/>
       </w:pPr>
       <w:r>
-        <w:t xml:space="preserve">FlaiX Expert · dossier de développement · généré le 2026-10-24 depuis le dépôt </w:t>
-      </w:r>
-      <w:hyperlink w:history="1" r:id="rId-bqrbrhbdbjayvorvqetu">
+        <w:t xml:space="preserve">FlaiX Expert · dossier de développement · généré le 2026-10-25 depuis le dépôt </w:t>
+      </w:r>
+      <w:hyperlink w:history="1" r:id="rIdiqbheqaj-_5llbjmocnca">
         <w:r>
           <w:rPr>
             <w:rStyle w:val="Hyperlink"/>
@@ -615,7 +615,7 @@
           <w:numId w:val="3"/>
         </w:numPr>
       </w:pPr>
-      <w:hyperlink w:history="1" r:id="rIdqp1k0vshmqhyg24wmavv0">
+      <w:hyperlink w:history="1" r:id="rIdecmsvil4p6u2r4t8bkt5t">
         <w:r>
           <w:rPr>
             <w:rStyle w:val="Hyperlink"/>
@@ -663,7 +663,7 @@
       <w:r>
         <w:t xml:space="preserve"> — créé — </w:t>
       </w:r>
-      <w:hyperlink w:history="1" r:id="rIdz1agjd0krkhalmfbcpt7p">
+      <w:hyperlink w:history="1" r:id="rIdsf_d_oy2zgzwbavqxmqke">
         <w:r>
           <w:rPr>
             <w:rStyle w:val="Hyperlink"/>
@@ -700,7 +700,7 @@
       <w:r>
         <w:t xml:space="preserve"> — créé — </w:t>
       </w:r>
-      <w:hyperlink w:history="1" r:id="rIdz-5mlwlx2fal8p-lc8j6t">
+      <w:hyperlink w:history="1" r:id="rIdhwlhu4qkin5ofbao2mpln">
         <w:r>
           <w:rPr>
             <w:rStyle w:val="Hyperlink"/>
@@ -729,7 +729,7 @@
       <w:r>
         <w:t xml:space="preserve"> — créé — </w:t>
       </w:r>
-      <w:hyperlink w:history="1" r:id="rIdq-6sefhnxawclhqxxk2sy">
+      <w:hyperlink w:history="1" r:id="rIdfdh8f1qawgpu-anywmx5y">
         <w:r>
           <w:rPr>
             <w:rStyle w:val="Hyperlink"/>
@@ -766,7 +766,7 @@
       <w:r>
         <w:t xml:space="preserve"> — créé — </w:t>
       </w:r>
-      <w:hyperlink w:history="1" r:id="rIdrsbnzid2wpoopc2zj_had">
+      <w:hyperlink w:history="1" r:id="rIdth4wtm6m3s-ildffitc0x">
         <w:r>
           <w:rPr>
             <w:rStyle w:val="Hyperlink"/>
@@ -795,7 +795,7 @@
       <w:r>
         <w:t xml:space="preserve"> — modifié — </w:t>
       </w:r>
-      <w:hyperlink w:history="1" r:id="rIdlsjle0zve_o30xvgkyu95">
+      <w:hyperlink w:history="1" r:id="rIdlvlmyh3ad__-6htublvwk">
         <w:r>
           <w:rPr>
             <w:rStyle w:val="Hyperlink"/>
@@ -824,7 +824,7 @@
       <w:r>
         <w:t xml:space="preserve"> — modifié — </w:t>
       </w:r>
-      <w:hyperlink w:history="1" r:id="rIdgtfhfcb70yjyqlry0epx9">
+      <w:hyperlink w:history="1" r:id="rIdzkyvbufgpr6ti2ingp8uj">
         <w:r>
           <w:rPr>
             <w:rStyle w:val="Hyperlink"/>
@@ -861,7 +861,7 @@
       <w:r>
         <w:t xml:space="preserve"> — modifié — </w:t>
       </w:r>
-      <w:hyperlink w:history="1" r:id="rId1u-sfu0bfhcv8y0tyxfkp">
+      <w:hyperlink w:history="1" r:id="rIdpg9ysbppuarngyci5mlzf">
         <w:r>
           <w:rPr>
             <w:rStyle w:val="Hyperlink"/>
@@ -890,7 +890,7 @@
       <w:r>
         <w:t xml:space="preserve"> — modifié — </w:t>
       </w:r>
-      <w:hyperlink w:history="1" r:id="rIdbd--dl4i7a-68dxk7lbrf">
+      <w:hyperlink w:history="1" r:id="rId0siecbrlkmdcupkj6xy9t">
         <w:r>
           <w:rPr>
             <w:rStyle w:val="Hyperlink"/>
@@ -919,7 +919,7 @@
       <w:r>
         <w:t xml:space="preserve"> — créé — </w:t>
       </w:r>
-      <w:hyperlink w:history="1" r:id="rIdn1ihr7gueeoyu_dkw1wgk">
+      <w:hyperlink w:history="1" r:id="rIdtmj5zpoeimxgrm9lrqhrj">
         <w:r>
           <w:rPr>
             <w:rStyle w:val="Hyperlink"/>
@@ -948,7 +948,7 @@
       <w:r>
         <w:t xml:space="preserve"> — modifié — </w:t>
       </w:r>
-      <w:hyperlink w:history="1" r:id="rIduc22qby2yrtprmsjjhgm1">
+      <w:hyperlink w:history="1" r:id="rIdraxvpso8cjqbxijeefw2o">
         <w:r>
           <w:rPr>
             <w:rStyle w:val="Hyperlink"/>
@@ -977,7 +977,7 @@
       <w:r>
         <w:t xml:space="preserve"> — modifié — </w:t>
       </w:r>
-      <w:hyperlink w:history="1" r:id="rIddbywl6vulcenkhyqdvidi">
+      <w:hyperlink w:history="1" r:id="rIdsqfmc9g_mhpxdqnvvt3g-">
         <w:r>
           <w:rPr>
             <w:rStyle w:val="Hyperlink"/>
@@ -1014,7 +1014,7 @@
       <w:r>
         <w:t xml:space="preserve"> — créé — </w:t>
       </w:r>
-      <w:hyperlink w:history="1" r:id="rIdgciixjiwad3a5eshdsinq">
+      <w:hyperlink w:history="1" r:id="rId4ekhpbe_s0ln9aztdbidx">
         <w:r>
           <w:rPr>
             <w:rStyle w:val="Hyperlink"/>
@@ -1043,7 +1043,7 @@
       <w:r>
         <w:t xml:space="preserve"> — créé — </w:t>
       </w:r>
-      <w:hyperlink w:history="1" r:id="rIdftsatyubqmpi1ojkziiiw">
+      <w:hyperlink w:history="1" r:id="rIdp8zpfbf04uby1ty1wmcul">
         <w:r>
           <w:rPr>
             <w:rStyle w:val="Hyperlink"/>
@@ -1072,7 +1072,7 @@
       <w:r>
         <w:t xml:space="preserve"> — modifié — </w:t>
       </w:r>
-      <w:hyperlink w:history="1" r:id="rIdwv7brtfvaeyy7ywknuwrr">
+      <w:hyperlink w:history="1" r:id="rId87w_lwuk8pplki9kiglfy">
         <w:r>
           <w:rPr>
             <w:rStyle w:val="Hyperlink"/>
@@ -1109,7 +1109,7 @@
       <w:r>
         <w:t xml:space="preserve"> — modifié — </w:t>
       </w:r>
-      <w:hyperlink w:history="1" r:id="rIdfelvadzhk633_ceop6joi">
+      <w:hyperlink w:history="1" r:id="rIdf6vghfnklmzln6hvsgytv">
         <w:r>
           <w:rPr>
             <w:rStyle w:val="Hyperlink"/>
@@ -1138,7 +1138,7 @@
       <w:r>
         <w:t xml:space="preserve"> — modifié — </w:t>
       </w:r>
-      <w:hyperlink w:history="1" r:id="rIdowyxcjqfhjopvh2qq3j7f">
+      <w:hyperlink w:history="1" r:id="rId03cxzbczixkpj1xskkjsa">
         <w:r>
           <w:rPr>
             <w:rStyle w:val="Hyperlink"/>
@@ -1175,7 +1175,7 @@
       <w:r>
         <w:t xml:space="preserve"> — modifié — </w:t>
       </w:r>
-      <w:hyperlink w:history="1" r:id="rId-umrvxsjgbfsd66bxaw42">
+      <w:hyperlink w:history="1" r:id="rIdr9-tim7rvruf2bgnzhfbp">
         <w:r>
           <w:rPr>
             <w:rStyle w:val="Hyperlink"/>
@@ -1204,7 +1204,7 @@
       <w:r>
         <w:t xml:space="preserve"> — modifié — </w:t>
       </w:r>
-      <w:hyperlink w:history="1" r:id="rIdoxgls-ka2ausqgazlquad">
+      <w:hyperlink w:history="1" r:id="rIdclpxxrqnwzukvu3blrsjn">
         <w:r>
           <w:rPr>
             <w:rStyle w:val="Hyperlink"/>

--- a/docs/developpement/phases/word/PHASE_46_E_MAILS_PAR_BREVO_RAPPORT_DE_SOIREE_ET_RECTIFICATIONS.docx
+++ b/docs/developpement/phases/word/PHASE_46_E_MAILS_PAR_BREVO_RAPPORT_DE_SOIREE_ET_RECTIFICATIONS.docx
@@ -20,7 +20,7 @@
       <w:r>
         <w:t xml:space="preserve">FlaiX Expert · dossier de développement · généré le 2026-10-25 depuis le dépôt </w:t>
       </w:r>
-      <w:hyperlink w:history="1" r:id="rIdiqbheqaj-_5llbjmocnca">
+      <w:hyperlink w:history="1" r:id="rIdum1sqdrwewfhodrjfryqw">
         <w:r>
           <w:rPr>
             <w:rStyle w:val="Hyperlink"/>
@@ -615,7 +615,7 @@
           <w:numId w:val="3"/>
         </w:numPr>
       </w:pPr>
-      <w:hyperlink w:history="1" r:id="rIdecmsvil4p6u2r4t8bkt5t">
+      <w:hyperlink w:history="1" r:id="rId81am3y9sx2sfcrru0q446">
         <w:r>
           <w:rPr>
             <w:rStyle w:val="Hyperlink"/>
@@ -663,7 +663,7 @@
       <w:r>
         <w:t xml:space="preserve"> — créé — </w:t>
       </w:r>
-      <w:hyperlink w:history="1" r:id="rIdsf_d_oy2zgzwbavqxmqke">
+      <w:hyperlink w:history="1" r:id="rIdshqak6gbfkrfwyiymnryu">
         <w:r>
           <w:rPr>
             <w:rStyle w:val="Hyperlink"/>
@@ -700,7 +700,7 @@
       <w:r>
         <w:t xml:space="preserve"> — créé — </w:t>
       </w:r>
-      <w:hyperlink w:history="1" r:id="rIdhwlhu4qkin5ofbao2mpln">
+      <w:hyperlink w:history="1" r:id="rIdmwrko02hg77ugida9ebtv">
         <w:r>
           <w:rPr>
             <w:rStyle w:val="Hyperlink"/>
@@ -729,7 +729,7 @@
       <w:r>
         <w:t xml:space="preserve"> — créé — </w:t>
       </w:r>
-      <w:hyperlink w:history="1" r:id="rIdfdh8f1qawgpu-anywmx5y">
+      <w:hyperlink w:history="1" r:id="rId_uh1curcd6bt7uaraw06d">
         <w:r>
           <w:rPr>
             <w:rStyle w:val="Hyperlink"/>
@@ -766,7 +766,7 @@
       <w:r>
         <w:t xml:space="preserve"> — créé — </w:t>
       </w:r>
-      <w:hyperlink w:history="1" r:id="rIdth4wtm6m3s-ildffitc0x">
+      <w:hyperlink w:history="1" r:id="rIdrd8n-bsvuijg05408zhup">
         <w:r>
           <w:rPr>
             <w:rStyle w:val="Hyperlink"/>
@@ -795,7 +795,7 @@
       <w:r>
         <w:t xml:space="preserve"> — modifié — </w:t>
       </w:r>
-      <w:hyperlink w:history="1" r:id="rIdlvlmyh3ad__-6htublvwk">
+      <w:hyperlink w:history="1" r:id="rIdsia-ndflxa6ud7vueswjo">
         <w:r>
           <w:rPr>
             <w:rStyle w:val="Hyperlink"/>
@@ -824,7 +824,7 @@
       <w:r>
         <w:t xml:space="preserve"> — modifié — </w:t>
       </w:r>
-      <w:hyperlink w:history="1" r:id="rIdzkyvbufgpr6ti2ingp8uj">
+      <w:hyperlink w:history="1" r:id="rIdgeqvfg6rgnkaxwl_pmy3z">
         <w:r>
           <w:rPr>
             <w:rStyle w:val="Hyperlink"/>
@@ -861,7 +861,7 @@
       <w:r>
         <w:t xml:space="preserve"> — modifié — </w:t>
       </w:r>
-      <w:hyperlink w:history="1" r:id="rIdpg9ysbppuarngyci5mlzf">
+      <w:hyperlink w:history="1" r:id="rIdi_rf6nvbncjzq5n4j2ouw">
         <w:r>
           <w:rPr>
             <w:rStyle w:val="Hyperlink"/>
@@ -890,7 +890,7 @@
       <w:r>
         <w:t xml:space="preserve"> — modifié — </w:t>
       </w:r>
-      <w:hyperlink w:history="1" r:id="rId0siecbrlkmdcupkj6xy9t">
+      <w:hyperlink w:history="1" r:id="rIdwuodzufoie0ilyar-r8xz">
         <w:r>
           <w:rPr>
             <w:rStyle w:val="Hyperlink"/>
@@ -919,7 +919,7 @@
       <w:r>
         <w:t xml:space="preserve"> — créé — </w:t>
       </w:r>
-      <w:hyperlink w:history="1" r:id="rIdtmj5zpoeimxgrm9lrqhrj">
+      <w:hyperlink w:history="1" r:id="rIdtrau3rg9jdjbztunk7vuq">
         <w:r>
           <w:rPr>
             <w:rStyle w:val="Hyperlink"/>
@@ -948,7 +948,7 @@
       <w:r>
         <w:t xml:space="preserve"> — modifié — </w:t>
       </w:r>
-      <w:hyperlink w:history="1" r:id="rIdraxvpso8cjqbxijeefw2o">
+      <w:hyperlink w:history="1" r:id="rIdezzlengxqn-fzhxbef3n7">
         <w:r>
           <w:rPr>
             <w:rStyle w:val="Hyperlink"/>
@@ -977,7 +977,7 @@
       <w:r>
         <w:t xml:space="preserve"> — modifié — </w:t>
       </w:r>
-      <w:hyperlink w:history="1" r:id="rIdsqfmc9g_mhpxdqnvvt3g-">
+      <w:hyperlink w:history="1" r:id="rIddl3kzhguvpn_ixh-0cgrb">
         <w:r>
           <w:rPr>
             <w:rStyle w:val="Hyperlink"/>
@@ -1014,7 +1014,7 @@
       <w:r>
         <w:t xml:space="preserve"> — créé — </w:t>
       </w:r>
-      <w:hyperlink w:history="1" r:id="rId4ekhpbe_s0ln9aztdbidx">
+      <w:hyperlink w:history="1" r:id="rIdzail_f0a0jjttcen6jf3l">
         <w:r>
           <w:rPr>
             <w:rStyle w:val="Hyperlink"/>
@@ -1043,7 +1043,7 @@
       <w:r>
         <w:t xml:space="preserve"> — créé — </w:t>
       </w:r>
-      <w:hyperlink w:history="1" r:id="rIdp8zpfbf04uby1ty1wmcul">
+      <w:hyperlink w:history="1" r:id="rId0wifq4wcpdvegnyn9grsl">
         <w:r>
           <w:rPr>
             <w:rStyle w:val="Hyperlink"/>
@@ -1072,7 +1072,7 @@
       <w:r>
         <w:t xml:space="preserve"> — modifié — </w:t>
       </w:r>
-      <w:hyperlink w:history="1" r:id="rId87w_lwuk8pplki9kiglfy">
+      <w:hyperlink w:history="1" r:id="rIdu85pxwn0mfcoiaiarceqk">
         <w:r>
           <w:rPr>
             <w:rStyle w:val="Hyperlink"/>
@@ -1109,7 +1109,7 @@
       <w:r>
         <w:t xml:space="preserve"> — modifié — </w:t>
       </w:r>
-      <w:hyperlink w:history="1" r:id="rIdf6vghfnklmzln6hvsgytv">
+      <w:hyperlink w:history="1" r:id="rIduxqn1gs-xiij9ufdbqcrn">
         <w:r>
           <w:rPr>
             <w:rStyle w:val="Hyperlink"/>
@@ -1138,7 +1138,7 @@
       <w:r>
         <w:t xml:space="preserve"> — modifié — </w:t>
       </w:r>
-      <w:hyperlink w:history="1" r:id="rId03cxzbczixkpj1xskkjsa">
+      <w:hyperlink w:history="1" r:id="rIdteruccrytbxmh4mz6zjhr">
         <w:r>
           <w:rPr>
             <w:rStyle w:val="Hyperlink"/>
@@ -1175,7 +1175,7 @@
       <w:r>
         <w:t xml:space="preserve"> — modifié — </w:t>
       </w:r>
-      <w:hyperlink w:history="1" r:id="rIdr9-tim7rvruf2bgnzhfbp">
+      <w:hyperlink w:history="1" r:id="rIdv5f1jxjok8lw8knvywwjo">
         <w:r>
           <w:rPr>
             <w:rStyle w:val="Hyperlink"/>
@@ -1204,7 +1204,7 @@
       <w:r>
         <w:t xml:space="preserve"> — modifié — </w:t>
       </w:r>
-      <w:hyperlink w:history="1" r:id="rIdclpxxrqnwzukvu3blrsjn">
+      <w:hyperlink w:history="1" r:id="rIdp8i3eqkiwnvjct2duybzf">
         <w:r>
           <w:rPr>
             <w:rStyle w:val="Hyperlink"/>

--- a/docs/developpement/phases/word/PHASE_46_E_MAILS_PAR_BREVO_RAPPORT_DE_SOIREE_ET_RECTIFICATIONS.docx
+++ b/docs/developpement/phases/word/PHASE_46_E_MAILS_PAR_BREVO_RAPPORT_DE_SOIREE_ET_RECTIFICATIONS.docx
@@ -20,7 +20,7 @@
       <w:r>
         <w:t xml:space="preserve">FlaiX Expert · dossier de développement · généré le 2026-10-25 depuis le dépôt </w:t>
       </w:r>
-      <w:hyperlink w:history="1" r:id="rIdum1sqdrwewfhodrjfryqw">
+      <w:hyperlink w:history="1" r:id="rIdvszldxvithrnbyilf0hrn">
         <w:r>
           <w:rPr>
             <w:rStyle w:val="Hyperlink"/>
@@ -615,7 +615,7 @@
           <w:numId w:val="3"/>
         </w:numPr>
       </w:pPr>
-      <w:hyperlink w:history="1" r:id="rId81am3y9sx2sfcrru0q446">
+      <w:hyperlink w:history="1" r:id="rIdo5ihued0tu2v9pwzhprdv">
         <w:r>
           <w:rPr>
             <w:rStyle w:val="Hyperlink"/>
@@ -663,7 +663,7 @@
       <w:r>
         <w:t xml:space="preserve"> — créé — </w:t>
       </w:r>
-      <w:hyperlink w:history="1" r:id="rIdshqak6gbfkrfwyiymnryu">
+      <w:hyperlink w:history="1" r:id="rIdmjyv-evsoldfzmqbr4yuk">
         <w:r>
           <w:rPr>
             <w:rStyle w:val="Hyperlink"/>
@@ -700,7 +700,7 @@
       <w:r>
         <w:t xml:space="preserve"> — créé — </w:t>
       </w:r>
-      <w:hyperlink w:history="1" r:id="rIdmwrko02hg77ugida9ebtv">
+      <w:hyperlink w:history="1" r:id="rIdiblpwfjflqmyn0iofkn2d">
         <w:r>
           <w:rPr>
             <w:rStyle w:val="Hyperlink"/>
@@ -729,7 +729,7 @@
       <w:r>
         <w:t xml:space="preserve"> — créé — </w:t>
       </w:r>
-      <w:hyperlink w:history="1" r:id="rId_uh1curcd6bt7uaraw06d">
+      <w:hyperlink w:history="1" r:id="rIdfiolp7yb5pryigxcqpqhb">
         <w:r>
           <w:rPr>
             <w:rStyle w:val="Hyperlink"/>
@@ -766,7 +766,7 @@
       <w:r>
         <w:t xml:space="preserve"> — créé — </w:t>
       </w:r>
-      <w:hyperlink w:history="1" r:id="rIdrd8n-bsvuijg05408zhup">
+      <w:hyperlink w:history="1" r:id="rIdwbgnpiefydoqb9kd0edq6">
         <w:r>
           <w:rPr>
             <w:rStyle w:val="Hyperlink"/>
@@ -795,7 +795,7 @@
       <w:r>
         <w:t xml:space="preserve"> — modifié — </w:t>
       </w:r>
-      <w:hyperlink w:history="1" r:id="rIdsia-ndflxa6ud7vueswjo">
+      <w:hyperlink w:history="1" r:id="rIdntvsrp7hly8q47zfsnvds">
         <w:r>
           <w:rPr>
             <w:rStyle w:val="Hyperlink"/>
@@ -824,7 +824,7 @@
       <w:r>
         <w:t xml:space="preserve"> — modifié — </w:t>
       </w:r>
-      <w:hyperlink w:history="1" r:id="rIdgeqvfg6rgnkaxwl_pmy3z">
+      <w:hyperlink w:history="1" r:id="rIdunozbbdn0kxtrmbomto10">
         <w:r>
           <w:rPr>
             <w:rStyle w:val="Hyperlink"/>
@@ -861,7 +861,7 @@
       <w:r>
         <w:t xml:space="preserve"> — modifié — </w:t>
       </w:r>
-      <w:hyperlink w:history="1" r:id="rIdi_rf6nvbncjzq5n4j2ouw">
+      <w:hyperlink w:history="1" r:id="rIdpbvgtld6anz5iwgkytb3j">
         <w:r>
           <w:rPr>
             <w:rStyle w:val="Hyperlink"/>
@@ -890,7 +890,7 @@
       <w:r>
         <w:t xml:space="preserve"> — modifié — </w:t>
       </w:r>
-      <w:hyperlink w:history="1" r:id="rIdwuodzufoie0ilyar-r8xz">
+      <w:hyperlink w:history="1" r:id="rIdv2icoe606ebw4b92keh63">
         <w:r>
           <w:rPr>
             <w:rStyle w:val="Hyperlink"/>
@@ -919,7 +919,7 @@
       <w:r>
         <w:t xml:space="preserve"> — créé — </w:t>
       </w:r>
-      <w:hyperlink w:history="1" r:id="rIdtrau3rg9jdjbztunk7vuq">
+      <w:hyperlink w:history="1" r:id="rIdqz2hqisrdliocb4epvndj">
         <w:r>
           <w:rPr>
             <w:rStyle w:val="Hyperlink"/>
@@ -948,7 +948,7 @@
       <w:r>
         <w:t xml:space="preserve"> — modifié — </w:t>
       </w:r>
-      <w:hyperlink w:history="1" r:id="rIdezzlengxqn-fzhxbef3n7">
+      <w:hyperlink w:history="1" r:id="rIdtqftszh0pbinnbhhb0pms">
         <w:r>
           <w:rPr>
             <w:rStyle w:val="Hyperlink"/>
@@ -977,7 +977,7 @@
       <w:r>
         <w:t xml:space="preserve"> — modifié — </w:t>
       </w:r>
-      <w:hyperlink w:history="1" r:id="rIddl3kzhguvpn_ixh-0cgrb">
+      <w:hyperlink w:history="1" r:id="rId2kpqzcmfbk6uxjj6ktudo">
         <w:r>
           <w:rPr>
             <w:rStyle w:val="Hyperlink"/>
@@ -1014,7 +1014,7 @@
       <w:r>
         <w:t xml:space="preserve"> — créé — </w:t>
       </w:r>
-      <w:hyperlink w:history="1" r:id="rIdzail_f0a0jjttcen6jf3l">
+      <w:hyperlink w:history="1" r:id="rIdfwarcymitr_888je836_3">
         <w:r>
           <w:rPr>
             <w:rStyle w:val="Hyperlink"/>
@@ -1043,7 +1043,7 @@
       <w:r>
         <w:t xml:space="preserve"> — créé — </w:t>
       </w:r>
-      <w:hyperlink w:history="1" r:id="rId0wifq4wcpdvegnyn9grsl">
+      <w:hyperlink w:history="1" r:id="rIdzp9iwo-hexrq9zm1yxn22">
         <w:r>
           <w:rPr>
             <w:rStyle w:val="Hyperlink"/>
@@ -1072,7 +1072,7 @@
       <w:r>
         <w:t xml:space="preserve"> — modifié — </w:t>
       </w:r>
-      <w:hyperlink w:history="1" r:id="rIdu85pxwn0mfcoiaiarceqk">
+      <w:hyperlink w:history="1" r:id="rIdyobbjowz7cojend1hsez8">
         <w:r>
           <w:rPr>
             <w:rStyle w:val="Hyperlink"/>
@@ -1109,7 +1109,7 @@
       <w:r>
         <w:t xml:space="preserve"> — modifié — </w:t>
       </w:r>
-      <w:hyperlink w:history="1" r:id="rIduxqn1gs-xiij9ufdbqcrn">
+      <w:hyperlink w:history="1" r:id="rId8lwvx2ykzn5gohi-a-ve5">
         <w:r>
           <w:rPr>
             <w:rStyle w:val="Hyperlink"/>
@@ -1138,7 +1138,7 @@
       <w:r>
         <w:t xml:space="preserve"> — modifié — </w:t>
       </w:r>
-      <w:hyperlink w:history="1" r:id="rIdteruccrytbxmh4mz6zjhr">
+      <w:hyperlink w:history="1" r:id="rIdm4-td033osmk1xwj10vuf">
         <w:r>
           <w:rPr>
             <w:rStyle w:val="Hyperlink"/>
@@ -1175,7 +1175,7 @@
       <w:r>
         <w:t xml:space="preserve"> — modifié — </w:t>
       </w:r>
-      <w:hyperlink w:history="1" r:id="rIdv5f1jxjok8lw8knvywwjo">
+      <w:hyperlink w:history="1" r:id="rIdfyg0jlcakolkxudplxfdf">
         <w:r>
           <w:rPr>
             <w:rStyle w:val="Hyperlink"/>
@@ -1204,7 +1204,7 @@
       <w:r>
         <w:t xml:space="preserve"> — modifié — </w:t>
       </w:r>
-      <w:hyperlink w:history="1" r:id="rIdp8i3eqkiwnvjct2duybzf">
+      <w:hyperlink w:history="1" r:id="rIdqboib6gdieqzosnfhlsyz">
         <w:r>
           <w:rPr>
             <w:rStyle w:val="Hyperlink"/>
